--- a/docs/plan/전동기_서비스기획안_v4.35.docx
+++ b/docs/plan/전동기_서비스기획안_v4.35.docx
@@ -43,7 +43,7 @@
         <w:t>회사명:</w:t>
       </w:r>
       <w:r>
-        <w:t xml:space="preserve"> [회사명 입력]</w:t>
+        <w:t xml:space="preserve"> 전동기 (임시)</w:t>
       </w:r>
     </w:p>
     <w:p>

--- a/docs/plan/전동기_서비스기획안_v4.35.docx
+++ b/docs/plan/전동기_서비스기획안_v4.35.docx
@@ -5035,7 +5035,7 @@
                 <w:sz w:val="18"/>
                 <w:szCs w:val="18"/>
               </w:rPr>
-              <w:t>잔금 전 보증 사전심사·상담을 바로 다음 할 일로 올리고, 보증이 거절되면 계약금을 돌려받지 못할 수 있음을 안내. 공공 상담 창구 연결</w:t>
+              <w:t>잔금 전 보증 사전심사·상담을 맨 위 할 일로 올리고, 보증이 거절되면 계약금을 돌려받지 못할 수 있음을 안내. 공공 상담 창구 연결</w:t>
             </w:r>
           </w:p>
         </w:tc>

--- a/docs/plan/전동기_서비스기획안_v4.35.docx
+++ b/docs/plan/전동기_서비스기획안_v4.35.docx
@@ -4315,7 +4315,7 @@
                 <w:sz w:val="18"/>
                 <w:szCs w:val="18"/>
               </w:rPr>
-              <w:t>보증기관 상담을 계약금 전으로 앞당김. 보증 거절 시 계약 해제 절차 안내</w:t>
+              <w:t>보증기관 상담을 계약금 전으로 앞당김(기한은 계약일, 임대차 신고를 기다리지 않음). 보증 거절 시 계약 해제 절차 안내</w:t>
             </w:r>
           </w:p>
         </w:tc>
@@ -6255,7 +6255,7 @@
                 <w:sz w:val="18"/>
                 <w:szCs w:val="18"/>
               </w:rPr>
-              <w:t>1번 완료가 선행 조건 (신고 대상이 아닌 계약이면 계약 직후 바로 시작). 사전심사는 공인중개사가 작성한 계약서가 필요하므로, 직거래 계약이면 대신 잔금 전 보증기관 상담을 안내. 해제 특약을 거절당했으면 맨 위로 올림</w:t>
+              <w:t>1번 완료가 선행 조건 (신고 대상이 아닌 계약이거나 보증금 비율 90% 이상이면 계약 직후 바로 시작). 사전심사는 공인중개사가 작성한 계약서가 필요하므로, 직거래 계약이면 대신 잔금 전 보증기관 상담을 안내. 해제 특약을 거절당했으면 맨 위로 올림</w:t>
             </w:r>
           </w:p>
         </w:tc>
@@ -6873,7 +6873,7 @@
                 <w:sz w:val="18"/>
                 <w:szCs w:val="18"/>
               </w:rPr>
-              <w:t>HUG는 계약 기간의 절반 경과 전 기준. HF·SGI는 기관 기준을 확인한 뒤 적용</w:t>
+              <w:t>HUG는 잔금일과 전입신고일 중 늦은 날부터 계약 기간의 절반 경과 전 기준. HF·SGI는 기관 기준을 확인한 뒤 적용</w:t>
             </w:r>
           </w:p>
         </w:tc>
@@ -7404,7 +7404,7 @@
         <w:t>자금 틈 계산:</w:t>
       </w:r>
       <w:r>
-        <w:t xml:space="preserve"> 지금 집 보증금 반환 예정일과 다음 집 계약금·잔금일을 나란히 놓고, 반환이 잔금보다 늦으면 며칠 동안 얼마가 비는지 표시. 전세대출이 있으면 기존 대출 상환과 새 대출 실행 순서도 정리하고, 대출 이전 가능 여부는 은행 확인으로 안내</w:t>
+        <w:t xml:space="preserve"> 지금 집 보증금 반환 예정일과 다음 집 계약금·잔금일을 나란히 놓고, 반환이 잔금보다 늦으면 며칠 동안 얼마(지금 집 보증금과 다음 집 잔금 중 작은 금액)가 비는지 표시. 전세대출이 있으면 기존 대출 상환과 새 대출 실행 순서도 정리하고, 대출 이전 가능 여부는 은행 확인으로 안내</w:t>
       </w:r>
     </w:p>
     <w:p>

--- a/docs/plan/전동기_서비스기획안_v4.35.docx
+++ b/docs/plan/전동기_서비스기획안_v4.35.docx
@@ -8194,7 +8194,7 @@
         <w:t>1. 현장 확인 (계약서 쓰기 전):</w:t>
       </w:r>
       <w:r>
-        <w:t xml:space="preserve"> 점검한 날과 계약일이 다르면 등기부 요약을 다시 올려 점검 때와 자동 비교 (잔금일 비교와 같은 기능). 임대인 신분증과 등기부상 소유자가 같은지, 대리인이면 위임장과 인감증명서가 있는지, 계약금을 받을 계좌가 소유자 명의인지 확인 목록을 보여 줌. 앱이 직접 확인할 수 없는 항목이므로 사용자가 확인하고 체크하는 방식이며, 체크하지 않은 항목은 기록함에 "확인 안 함"으로 남음</w:t>
+        <w:t xml:space="preserve"> 점검한 날과 계약일이 다르면 등기부 요약을 다시 올려 점검 때와 자동 비교 (잔금일 비교와 같은 기능). 임대인 신분증과 등기부상 소유자가 같은지, 대리인이면 위임장과 인감증명서(발급 3개월 이내)가 있는지와 소유자와 직접 통화해 위임 사실을 확인했는지, 계약금을 받을 계좌가 소유자 명의인지 확인 목록을 보여 줌. 앱이 직접 확인할 수 없는 항목이므로 사용자가 확인하고 체크하는 방식이며, 체크하지 않은 항목은 기록함에 "확인 안 함"으로 남음</w:t>
       </w:r>
     </w:p>
     <w:p>
@@ -15862,7 +15862,7 @@
                 <w:sz w:val="18"/>
                 <w:szCs w:val="18"/>
               </w:rPr>
-              <w:t>React 기반 모바일 웹(PWA)</w:t>
+              <w:t>Expo(React Native, Expo Router). 한 코드로 웹(PWA)·안드로이드·iOS, MVP 시연은 웹(PWA)</w:t>
             </w:r>
           </w:p>
         </w:tc>

--- a/docs/plan/전동기_서비스기획안_v4.35.docx
+++ b/docs/plan/전동기_서비스기획안_v4.35.docx
@@ -7404,7 +7404,7 @@
         <w:t>자금 틈 계산:</w:t>
       </w:r>
       <w:r>
-        <w:t xml:space="preserve"> 지금 집 보증금 반환 예정일과 다음 집 계약금·잔금일을 나란히 놓고, 반환이 잔금보다 늦으면 며칠 동안 얼마(지금 집 보증금과 다음 집 잔금 중 작은 금액)가 비는지 표시. 전세대출이 있으면 기존 대출 상환과 새 대출 실행 순서도 정리하고, 대출 이전 가능 여부는 은행 확인으로 안내</w:t>
+        <w:t xml:space="preserve"> 지금 집 보증금 반환 예정일과 다음 집 계약금·잔금일을 나란히 놓고, 반환이 잔금보다 늦으면 며칠 동안 얼마(지금 집 보증금과 다음 집 잔금(보증금 − 계약금) 중 작은 금액)가 비는지 표시. 전세대출이 있으면 기존 대출 상환과 새 대출 실행 순서도 정리하고, 대출 이전 가능 여부는 은행 확인으로 안내</w:t>
       </w:r>
     </w:p>
     <w:p>

--- a/docs/plan/전동기_서비스기획안_v4.35.docx
+++ b/docs/plan/전동기_서비스기획안_v4.35.docx
@@ -6662,7 +6662,7 @@
                 <w:sz w:val="18"/>
                 <w:szCs w:val="18"/>
               </w:rPr>
-              <w:t>대출 실행 후 (대출이 없으면 전입신고 다음 날)</w:t>
+              <w:t>대출 실행 후 (전입신고가 더 늦거나 대출이 없으면 전입신고 다음 날)</w:t>
             </w:r>
           </w:p>
         </w:tc>

--- a/docs/plan/전동기_서비스기획안_v4.35.docx
+++ b/docs/plan/전동기_서비스기획안_v4.35.docx
@@ -8124,7 +8124,7 @@
         <w:t>등기부 요약 해석:</w:t>
       </w:r>
       <w:r>
-        <w:t xml:space="preserve"> 인터넷등기소에서 열람한 등기부의 마지막 "주요 등기사항 요약" 페이지만 읽어 소유자, 근저당, 압류·가압류, 신탁등기를 풀어서 설명. 등기부 본문에는 말소된 근저당이 취소선으로 남아 있어 텍스트만 뽑으면 유효한 것과 구분하기 어렵기 때문. 요약 페이지는 참고용이므로 원문과 나란히 보여 주고 사용자가 수정 가능 (열람 700원 사용자 부담)</w:t>
+        <w:t xml:space="preserve"> 인터넷등기소에서 열람한 뒤 PDF로 저장한 "부동산정보요약"(또는 등기사항증명서 마지막의 "주요 등기사항 요약") 페이지만 읽어 소유자, 근저당, 압류·가압류, 신탁등기를 풀어서 설명. 등기부 본문에는 말소된 근저당이 취소선으로 남아 있어 텍스트만 뽑으면 유효한 것과 구분하기 어렵기 때문. 요약 페이지는 참고용이므로 원문과 나란히 보여 주고 사용자가 수정 가능 (열람 700원 사용자 부담)</w:t>
       </w:r>
     </w:p>
     <w:p>
@@ -11606,7 +11606,7 @@
         <w:spacing w:after="80"/>
       </w:pPr>
       <w:r>
-        <w:t>등기부는 사용자가 인터넷등기소에서 직접 열람해 올림 (계약 전 1회 + 잔금일 1회, 점검일과 계약일이 다르면 계약 당일 1회 추가. 열람 1건 700원, 사용자 부담)</w:t>
+        <w:t>등기부는 사용자가 인터넷등기소에서 직접 열람해 "부동산정보요약"을 PDF로 저장해 올림 (계약 전 1회 + 잔금일 1회, 점검일과 계약일이 다르면 계약 당일 1회 추가. 열람 1건 700원, 사용자 부담)</w:t>
       </w:r>
     </w:p>
     <w:p>
@@ -14912,7 +14912,7 @@
                 <w:sz w:val="18"/>
                 <w:szCs w:val="18"/>
               </w:rPr>
-              <w:t>"주요 등기사항 요약" 페이지만, 샘플 3건</w:t>
+              <w:t>등기부 요약("부동산정보요약") 페이지만, 샘플 3건</w:t>
             </w:r>
           </w:p>
         </w:tc>
@@ -15994,7 +15994,7 @@
                 <w:sz w:val="18"/>
                 <w:szCs w:val="18"/>
               </w:rPr>
-              <w:t>PDF 텍스트 추출(pdfplumber) + "주요 등기사항 요약" 페이지 규칙 기반 파서</w:t>
+              <w:t>PDF 텍스트 추출(pdfplumber) + 등기부 요약("부동산정보요약"·"주요 등기사항 요약") 페이지 규칙 기반 파서</w:t>
             </w:r>
           </w:p>
         </w:tc>

--- a/docs/plan/전동기_서비스기획안_v4.35.docx
+++ b/docs/plan/전동기_서비스기획안_v4.35.docx
@@ -14912,7 +14912,7 @@
                 <w:sz w:val="18"/>
                 <w:szCs w:val="18"/>
               </w:rPr>
-              <w:t>등기부 요약("부동산정보요약") 페이지만, 샘플 3건</w:t>
+              <w:t>등기부 요약("부동산정보요약"·"주요 등기사항 요약") 페이지만, 샘플 3건</w:t>
             </w:r>
           </w:p>
         </w:tc>

--- a/docs/plan/전동기_서비스기획안_v4.35.docx
+++ b/docs/plan/전동기_서비스기획안_v4.35.docx
@@ -11922,7 +11922,7 @@
                 <w:sz w:val="18"/>
                 <w:szCs w:val="18"/>
               </w:rPr>
-              <w:t>전국 전세 거래 × 부산 인구 비중(324만 명, 전국의 약 6%) 가정</w:t>
+              <w:t>2025년 부산 주택·오피스텔 전세 거래 43,941건(국토부 전월세 실거래, 전국의 5.7%) × 9,900원</w:t>
             </w:r>
           </w:p>
         </w:tc>
@@ -11951,7 +11951,7 @@
                 <w:sz w:val="18"/>
                 <w:szCs w:val="18"/>
               </w:rPr>
-              <w:t>약 4.6만 건, 약 4.6억 원/년</w:t>
+              <w:t>약 4.4만 건(신규 계약 약 3.4만 건), 약 4.4억 원/년</w:t>
             </w:r>
           </w:p>
         </w:tc>
@@ -12046,7 +12046,7 @@
                 <w:sz w:val="18"/>
                 <w:szCs w:val="18"/>
               </w:rPr>
-              <w:t>약 460건(약 460만 원) + B2G 사업 1건 (예: 연 1,000장, 약 990만 원)</w:t>
+              <w:t>약 440건(약 440만 원) + B2G 사업 1건 (예: 연 1,000장, 약 990만 원)</w:t>
             </w:r>
           </w:p>
         </w:tc>

--- a/docs/plan/전동기_서비스기획안_v4.35.docx
+++ b/docs/plan/전동기_서비스기획안_v4.35.docx
@@ -15862,7 +15862,7 @@
                 <w:sz w:val="18"/>
                 <w:szCs w:val="18"/>
               </w:rPr>
-              <w:t>Expo(React Native, Expo Router). 한 코드로 웹(PWA)·안드로이드·iOS, MVP 시연은 웹(PWA)</w:t>
+              <w:t>Expo(React Native, Expo Router). 한 코드로 안드로이드·iOS 앱, MVP 시연은 휴대폰 앱(Expo Go). 웹은 개발 편의용</w:t>
             </w:r>
           </w:p>
         </w:tc>

--- a/docs/plan/전동기_서비스기획안_v4.35.docx
+++ b/docs/plan/전동기_서비스기획안_v4.35.docx
@@ -7562,7 +7562,7 @@
         <w:t>계약 전 (무료):</w:t>
       </w:r>
       <w:r>
-        <w:t xml:space="preserve"> 주소와 보증금만 넣으면 내 보증금 비율과 주변 전세 시세를 보여 줌. 집값을 모른 채 계약하는 정보 비대칭을 줄이는 무료 입구</w:t>
+        <w:t xml:space="preserve"> 주소와 보증금만 넣으면(아파트·연립다세대는 주소·동·호로 공시가격을 찾아 채움) 내 보증금 비율과 주변 전세 시세를 보여 줌. 집값을 모른 채 계약하는 정보 비대칭을 줄이는 무료 입구</w:t>
       </w:r>
     </w:p>
     <w:p>
@@ -8068,7 +8068,7 @@
         <w:t>데이터:</w:t>
       </w:r>
       <w:r>
-        <w:t xml:space="preserve"> 공동주택 공시가격(매년 공시), 국토교통부 실거래가 공개 자료(아파트·연립다세대·오피스텔의 매매와 전월세, 공공데이터포털 API). 다가구·단독은 대상에서 제외</w:t>
+        <w:t xml:space="preserve"> 공동주택 공시가격(매년 공시, 브이월드 API로 주소·동·호마다 조회), 국토교통부 실거래가 공개 자료(아파트·연립다세대·오피스텔의 매매와 전월세, 공공데이터포털 API). 다가구·단독은 대상에서 제외</w:t>
       </w:r>
     </w:p>
     <w:p>
@@ -14817,7 +14817,7 @@
                 <w:sz w:val="18"/>
                 <w:szCs w:val="18"/>
               </w:rPr>
-              <w:t>시연 집 2채만 미리 매칭해 두고, 나머지는 공시가격을 직접 입력</w:t>
+              <w:t>공동주택 공시가격은 브이월드 API로 주소·동·호를 골라 조회(실패·오피스텔은 직접 입력), 건축물대장은 시연 집 2채만 미리 매칭</w:t>
             </w:r>
           </w:p>
         </w:tc>
@@ -14846,7 +14846,7 @@
                 <w:sz w:val="18"/>
                 <w:szCs w:val="18"/>
               </w:rPr>
-              <w:t>주소 표준화 후 자동 조회</w:t>
+              <w:t>건축물대장 자동 조회</w:t>
             </w:r>
           </w:p>
         </w:tc>
@@ -16258,7 +16258,7 @@
                 <w:sz w:val="18"/>
                 <w:szCs w:val="18"/>
               </w:rPr>
-              <w:t>국토교통부 실거래가(공공데이터포털 API), 공동주택 공시가격·건축물대장(시연 집은 미리 매칭)</w:t>
+              <w:t>국토교통부 실거래가(공공데이터포털 API), 공동주택 공시가격(브이월드 API, 시연 집은 미리 매칭), 건축물대장(시연 집 미리 매칭)</w:t>
             </w:r>
           </w:p>
         </w:tc>

--- a/docs/plan/전동기_서비스기획안_v4.35.docx
+++ b/docs/plan/전동기_서비스기획안_v4.35.docx
@@ -15928,7 +15928,7 @@
                 <w:sz w:val="18"/>
                 <w:szCs w:val="18"/>
               </w:rPr>
-              <w:t>Python FastAPI, PostgreSQL</w:t>
+              <w:t>Python FastAPI, SQLAlchemy. DB는 MVP에서 SQLite(파일 하나), 사용자가 많아지면 PostgreSQL</w:t>
             </w:r>
           </w:p>
         </w:tc>
@@ -16324,7 +16324,7 @@
                 <w:sz w:val="18"/>
                 <w:szCs w:val="18"/>
               </w:rPr>
-              <w:t>이메일 + 서버 스케줄러(APScheduler), ICS 파일 생성. 증빙 사진은 객체 스토리지에 암호화 저장</w:t>
+              <w:t>이메일(SMTP) + 앱 안 기한표, ICS 내보내기·캘린더 구독. MVP는 관리자 알림 실행으로 보내고 정기 스케줄러는 출시 때. 증빙 사진은 MVP에서 서버 폴더, 출시 때 객체 스토리지에 암호화 저장</w:t>
             </w:r>
           </w:p>
         </w:tc>

--- a/docs/plan/전동기_서비스기획안_v4.35.docx
+++ b/docs/plan/전동기_서비스기획안_v4.35.docx
@@ -7562,7 +7562,7 @@
         <w:t>계약 전 (무료):</w:t>
       </w:r>
       <w:r>
-        <w:t xml:space="preserve"> 주소와 보증금만 넣으면(아파트·연립다세대는 주소·동·호로 공시가격을 찾아 채움) 내 보증금 비율과 주변 전세 시세를 보여 줌. 집값을 모른 채 계약하는 정보 비대칭을 줄이는 무료 입구</w:t>
+        <w:t xml:space="preserve"> 주소와 보증금만 넣으면 내 보증금 비율과 주변 전세 시세를 보여 줌. 집값을 모른 채 계약하는 정보 비대칭을 줄이는 무료 입구</w:t>
       </w:r>
     </w:p>
     <w:p>
@@ -8068,7 +8068,7 @@
         <w:t>데이터:</w:t>
       </w:r>
       <w:r>
-        <w:t xml:space="preserve"> 공동주택 공시가격(매년 공시, 브이월드 API로 주소·동·호마다 조회), 국토교통부 실거래가 공개 자료(아파트·연립다세대·오피스텔의 매매와 전월세, 공공데이터포털 API). 다가구·단독은 대상에서 제외</w:t>
+        <w:t xml:space="preserve"> 공동주택 공시가격(매년 공시), 국토교통부 실거래가 공개 자료(아파트·연립다세대·오피스텔의 매매와 전월세, 공공데이터포털 API). 다가구·단독은 대상에서 제외</w:t>
       </w:r>
     </w:p>
     <w:p>
@@ -14817,7 +14817,7 @@
                 <w:sz w:val="18"/>
                 <w:szCs w:val="18"/>
               </w:rPr>
-              <w:t>공동주택 공시가격은 브이월드 API로 주소·동·호를 골라 조회(실패·오피스텔은 직접 입력), 건축물대장은 시연 집 2채만 미리 매칭</w:t>
+              <w:t>시연 집 2채만 미리 매칭해 두고, 나머지는 공시가격을 직접 입력</w:t>
             </w:r>
           </w:p>
         </w:tc>
@@ -14846,7 +14846,7 @@
                 <w:sz w:val="18"/>
                 <w:szCs w:val="18"/>
               </w:rPr>
-              <w:t>건축물대장 자동 조회</w:t>
+              <w:t>주소 표준화 후 자동 조회</w:t>
             </w:r>
           </w:p>
         </w:tc>
@@ -15928,7 +15928,7 @@
                 <w:sz w:val="18"/>
                 <w:szCs w:val="18"/>
               </w:rPr>
-              <w:t>Python FastAPI, SQLAlchemy. DB는 MVP에서 SQLite(파일 하나), 사용자가 많아지면 PostgreSQL</w:t>
+              <w:t>Python FastAPI, PostgreSQL</w:t>
             </w:r>
           </w:p>
         </w:tc>
@@ -16258,7 +16258,7 @@
                 <w:sz w:val="18"/>
                 <w:szCs w:val="18"/>
               </w:rPr>
-              <w:t>국토교통부 실거래가(공공데이터포털 API), 공동주택 공시가격(브이월드 API, 시연 집은 미리 매칭), 건축물대장(시연 집 미리 매칭)</w:t>
+              <w:t>국토교통부 실거래가(공공데이터포털 API), 공동주택 공시가격·건축물대장(시연 집은 미리 매칭)</w:t>
             </w:r>
           </w:p>
         </w:tc>
@@ -16324,7 +16324,7 @@
                 <w:sz w:val="18"/>
                 <w:szCs w:val="18"/>
               </w:rPr>
-              <w:t>이메일(SMTP) + 앱 안 기한표, ICS 내보내기·캘린더 구독. MVP는 관리자 알림 실행으로 보내고 정기 스케줄러는 출시 때. 증빙 사진은 MVP에서 서버 폴더, 출시 때 객체 스토리지에 암호화 저장</w:t>
+              <w:t>이메일 + 서버 스케줄러(APScheduler), ICS 파일 생성. 증빙 사진은 객체 스토리지에 암호화 저장</w:t>
             </w:r>
           </w:p>
         </w:tc>
